--- a/reports/Lab6.docx
+++ b/reports/Lab6.docx
@@ -588,9 +588,11 @@
       </w:sdtPr>
       <w:sdtEndPr>
         <w:rPr>
+          <w:rFonts w:ascii="SimSun" w:hAnsi="SimSun" w:eastAsia="SimSun" w:cstheme="minorBidi"/>
           <w:b/>
           <w:sz w:val="28"/>
           <w:szCs w:val="28"/>
+          <w:lang w:val="en-US" w:eastAsia="en-US" w:bidi="ar-SA"/>
         </w:rPr>
       </w:sdtEndPr>
       <w:sdtContent>
@@ -1885,8 +1887,6 @@
             </w:rPr>
             <w:fldChar w:fldCharType="separate"/>
           </w:r>
-          <w:bookmarkStart w:id="14" w:name="_GoBack"/>
-          <w:bookmarkEnd w:id="14"/>
           <w:r>
             <w:rPr>
               <w:rFonts w:hint="default" w:ascii="Times New Roman" w:hAnsi="Times New Roman" w:cs="Times New Roman"/>
@@ -6281,15 +6281,7 @@
           <w:sz w:val="28"/>
           <w:szCs w:val="28"/>
         </w:rPr>
-        <w:t xml:space="preserve"> — </w:t>
-      </w:r>
-      <w:r>
-        <w:rPr>
-          <w:rFonts w:hint="default" w:ascii="Times New Roman" w:hAnsi="Times New Roman" w:cs="Times New Roman"/>
-          <w:sz w:val="28"/>
-          <w:szCs w:val="28"/>
-        </w:rPr>
-        <w:t>Форма авторизации (/login/)</w:t>
+        <w:t xml:space="preserve"> — Форма авторизации (/login/)</w:t>
       </w:r>
     </w:p>
     <w:p>
@@ -6520,16 +6512,11 @@
         </w:rPr>
       </w:pPr>
       <w:r>
-        <w:rPr>
-          <w:rFonts w:hint="default" w:ascii="Times New Roman" w:hAnsi="Times New Roman" w:cs="Times New Roman"/>
-          <w:sz w:val="28"/>
-          <w:szCs w:val="28"/>
-        </w:rPr>
         <w:drawing>
           <wp:inline distT="0" distB="0" distL="114300" distR="114300">
-            <wp:extent cx="5486400" cy="2683510"/>
-            <wp:effectExtent l="0" t="0" r="0" b="8890"/>
-            <wp:docPr id="11" name="Изображение 11"/>
+            <wp:extent cx="5486400" cy="2697480"/>
+            <wp:effectExtent l="0" t="0" r="0" b="7620"/>
+            <wp:docPr id="15" name="Изображение 1"/>
             <wp:cNvGraphicFramePr>
               <a:graphicFrameLocks xmlns:a="http://schemas.openxmlformats.org/drawingml/2006/main" noChangeAspect="1"/>
             </wp:cNvGraphicFramePr>
@@ -6537,7 +6524,7 @@
               <a:graphicData uri="http://schemas.openxmlformats.org/drawingml/2006/picture">
                 <pic:pic xmlns:pic="http://schemas.openxmlformats.org/drawingml/2006/picture">
                   <pic:nvPicPr>
-                    <pic:cNvPr id="11" name="Изображение 11"/>
+                    <pic:cNvPr id="15" name="Изображение 1"/>
                     <pic:cNvPicPr>
                       <a:picLocks noChangeAspect="1"/>
                     </pic:cNvPicPr>
@@ -6551,7 +6538,7 @@
                   <pic:spPr>
                     <a:xfrm>
                       <a:off x="0" y="0"/>
-                      <a:ext cx="5486400" cy="2683510"/>
+                      <a:ext cx="5486400" cy="2697480"/>
                     </a:xfrm>
                     <a:prstGeom prst="rect">
                       <a:avLst/>
@@ -6721,16 +6708,11 @@
         </w:rPr>
       </w:pPr>
       <w:r>
-        <w:rPr>
-          <w:rFonts w:hint="default" w:ascii="Times New Roman" w:hAnsi="Times New Roman" w:cs="Times New Roman"/>
-          <w:sz w:val="28"/>
-          <w:szCs w:val="28"/>
-        </w:rPr>
         <w:drawing>
           <wp:inline distT="0" distB="0" distL="114300" distR="114300">
-            <wp:extent cx="5486400" cy="2689225"/>
-            <wp:effectExtent l="0" t="0" r="0" b="3175"/>
-            <wp:docPr id="14" name="Изображение 14"/>
+            <wp:extent cx="5486400" cy="2700655"/>
+            <wp:effectExtent l="0" t="0" r="0" b="4445"/>
+            <wp:docPr id="17" name="Изображение 2"/>
             <wp:cNvGraphicFramePr>
               <a:graphicFrameLocks xmlns:a="http://schemas.openxmlformats.org/drawingml/2006/main" noChangeAspect="1"/>
             </wp:cNvGraphicFramePr>
@@ -6738,7 +6720,7 @@
               <a:graphicData uri="http://schemas.openxmlformats.org/drawingml/2006/picture">
                 <pic:pic xmlns:pic="http://schemas.openxmlformats.org/drawingml/2006/picture">
                   <pic:nvPicPr>
-                    <pic:cNvPr id="14" name="Изображение 14"/>
+                    <pic:cNvPr id="17" name="Изображение 2"/>
                     <pic:cNvPicPr>
                       <a:picLocks noChangeAspect="1"/>
                     </pic:cNvPicPr>
@@ -6752,7 +6734,7 @@
                   <pic:spPr>
                     <a:xfrm>
                       <a:off x="0" y="0"/>
-                      <a:ext cx="5486400" cy="2689225"/>
+                      <a:ext cx="5486400" cy="2700655"/>
                     </a:xfrm>
                     <a:prstGeom prst="rect">
                       <a:avLst/>
@@ -6768,6 +6750,8 @@
           </wp:inline>
         </w:drawing>
       </w:r>
+      <w:bookmarkStart w:id="14" w:name="_GoBack"/>
+      <w:bookmarkEnd w:id="14"/>
     </w:p>
     <w:p>
       <w:pPr>
@@ -6812,6 +6796,7 @@
       <w:pPr>
         <w:pStyle w:val="2"/>
         <w:numPr>
+          <w:ilvl w:val="0"/>
           <w:numId w:val="0"/>
         </w:numPr>
         <w:ind w:leftChars="0"/>
@@ -6853,6 +6838,7 @@
       <w:pPr>
         <w:pStyle w:val="2"/>
         <w:numPr>
+          <w:ilvl w:val="0"/>
           <w:numId w:val="0"/>
         </w:numPr>
         <w:ind w:leftChars="0"/>
@@ -7036,7 +7022,7 @@
       <mc:AlternateContent>
         <mc:Choice Requires="wps">
           <w:drawing>
-            <wp:anchor distT="0" distB="0" distL="114300" distR="114300" simplePos="0" relativeHeight="251660288" behindDoc="0" locked="0" layoutInCell="1" allowOverlap="1">
+            <wp:anchor distT="0" distB="0" distL="114300" distR="114300" simplePos="0" relativeHeight="251659264" behindDoc="0" locked="0" layoutInCell="1" allowOverlap="1">
               <wp:simplePos x="0" y="0"/>
               <wp:positionH relativeFrom="margin">
                 <wp:align>right</wp:align>
@@ -7065,22 +7051,6 @@
                       <a:ln w="6350">
                         <a:noFill/>
                       </a:ln>
-                      <a:extLst>
-                        <a:ext uri="{909E8E84-426E-40DD-AFC4-6F175D3DCCD1}">
-                          <a14:hiddenFill xmlns:a14="http://schemas.microsoft.com/office/drawing/2010/main">
-                            <a:solidFill>
-                              <a:schemeClr val="lt1"/>
-                            </a:solidFill>
-                          </a14:hiddenFill>
-                        </a:ext>
-                        <a:ext uri="{91240B29-F687-4F45-9708-019B960494DF}">
-                          <a14:hiddenLine xmlns:a14="http://schemas.microsoft.com/office/drawing/2010/main" w="6350">
-                            <a:solidFill>
-                              <a:prstClr val="black"/>
-                            </a:solidFill>
-                          </a14:hiddenLine>
-                        </a:ext>
-                      </a:extLst>
                     </wps:spPr>
                     <wps:style>
                       <a:lnRef idx="0">
@@ -7131,7 +7101,7 @@
         </mc:Choice>
         <mc:Fallback>
           <w:pict>
-            <v:shape id="_x0000_s1026" o:spid="_x0000_s1026" o:spt="202" type="#_x0000_t202" style="position:absolute;left:0pt;margin-top:0pt;height:144pt;width:144pt;mso-position-horizontal:right;mso-position-horizontal-relative:margin;mso-wrap-style:none;z-index:251660288;mso-width-relative:page;mso-height-relative:page;" filled="f" stroked="f" coordsize="21600,21600" o:gfxdata="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">
+            <v:shape id="_x0000_s1026" o:spid="_x0000_s1026" o:spt="202" type="#_x0000_t202" style="position:absolute;left:0pt;margin-top:0pt;height:144pt;width:144pt;mso-position-horizontal:right;mso-position-horizontal-relative:margin;mso-wrap-style:none;z-index:251659264;mso-width-relative:page;mso-height-relative:page;" filled="f" stroked="f" coordsize="21600,21600" o:gfxdata="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">
               <v:fill on="f" focussize="0,0"/>
               <v:stroke on="f" weight="0.5pt"/>
               <v:imagedata o:title=""/>
@@ -7640,33 +7610,33 @@
     <w:lsdException w:uiPriority="99" w:name="Table Web 2"/>
     <w:lsdException w:uiPriority="99" w:name="Table Web 3"/>
     <w:lsdException w:uiPriority="99" w:name="Balloon Text"/>
-    <w:lsdException w:unhideWhenUsed="0" w:uiPriority="59" w:semiHidden="0" w:name="Table Grid"/>
+    <w:lsdException w:qFormat="1" w:unhideWhenUsed="0" w:uiPriority="59" w:semiHidden="0" w:name="Table Grid"/>
     <w:lsdException w:uiPriority="99" w:name="Table Theme"/>
     <w:lsdException w:qFormat="1" w:unhideWhenUsed="0" w:uiPriority="1" w:semiHidden="0" w:name="No Spacing"/>
-    <w:lsdException w:unhideWhenUsed="0" w:uiPriority="60" w:semiHidden="0" w:name="Light Shading"/>
-    <w:lsdException w:unhideWhenUsed="0" w:uiPriority="61" w:semiHidden="0" w:name="Light List"/>
-    <w:lsdException w:unhideWhenUsed="0" w:uiPriority="62" w:semiHidden="0" w:name="Light Grid"/>
+    <w:lsdException w:qFormat="1" w:unhideWhenUsed="0" w:uiPriority="60" w:semiHidden="0" w:name="Light Shading"/>
+    <w:lsdException w:qFormat="1" w:unhideWhenUsed="0" w:uiPriority="61" w:semiHidden="0" w:name="Light List"/>
+    <w:lsdException w:qFormat="1" w:unhideWhenUsed="0" w:uiPriority="62" w:semiHidden="0" w:name="Light Grid"/>
     <w:lsdException w:unhideWhenUsed="0" w:uiPriority="63" w:semiHidden="0" w:name="Medium Shading 1"/>
-    <w:lsdException w:unhideWhenUsed="0" w:uiPriority="64" w:semiHidden="0" w:name="Medium Shading 2"/>
-    <w:lsdException w:unhideWhenUsed="0" w:uiPriority="65" w:semiHidden="0" w:name="Medium List 1"/>
-    <w:lsdException w:unhideWhenUsed="0" w:uiPriority="66" w:semiHidden="0" w:name="Medium List 2"/>
+    <w:lsdException w:qFormat="1" w:unhideWhenUsed="0" w:uiPriority="64" w:semiHidden="0" w:name="Medium Shading 2"/>
+    <w:lsdException w:qFormat="1" w:unhideWhenUsed="0" w:uiPriority="65" w:semiHidden="0" w:name="Medium List 1"/>
+    <w:lsdException w:qFormat="1" w:unhideWhenUsed="0" w:uiPriority="66" w:semiHidden="0" w:name="Medium List 2"/>
     <w:lsdException w:unhideWhenUsed="0" w:uiPriority="67" w:semiHidden="0" w:name="Medium Grid 1"/>
     <w:lsdException w:unhideWhenUsed="0" w:uiPriority="68" w:semiHidden="0" w:name="Medium Grid 2"/>
     <w:lsdException w:unhideWhenUsed="0" w:uiPriority="69" w:semiHidden="0" w:name="Medium Grid 3"/>
     <w:lsdException w:unhideWhenUsed="0" w:uiPriority="70" w:semiHidden="0" w:name="Dark List"/>
     <w:lsdException w:unhideWhenUsed="0" w:uiPriority="71" w:semiHidden="0" w:name="Colorful Shading"/>
     <w:lsdException w:unhideWhenUsed="0" w:uiPriority="72" w:semiHidden="0" w:name="Colorful List"/>
-    <w:lsdException w:unhideWhenUsed="0" w:uiPriority="73" w:semiHidden="0" w:name="Colorful Grid"/>
-    <w:lsdException w:unhideWhenUsed="0" w:uiPriority="60" w:semiHidden="0" w:name="Light Shading Accent 1"/>
-    <w:lsdException w:unhideWhenUsed="0" w:uiPriority="61" w:semiHidden="0" w:name="Light List Accent 1"/>
+    <w:lsdException w:qFormat="1" w:unhideWhenUsed="0" w:uiPriority="73" w:semiHidden="0" w:name="Colorful Grid"/>
+    <w:lsdException w:qFormat="1" w:unhideWhenUsed="0" w:uiPriority="60" w:semiHidden="0" w:name="Light Shading Accent 1"/>
+    <w:lsdException w:qFormat="1" w:unhideWhenUsed="0" w:uiPriority="61" w:semiHidden="0" w:name="Light List Accent 1"/>
     <w:lsdException w:qFormat="1" w:unhideWhenUsed="0" w:uiPriority="62" w:semiHidden="0" w:name="Light Grid Accent 1"/>
-    <w:lsdException w:unhideWhenUsed="0" w:uiPriority="63" w:semiHidden="0" w:name="Medium Shading 1 Accent 1"/>
+    <w:lsdException w:qFormat="1" w:unhideWhenUsed="0" w:uiPriority="63" w:semiHidden="0" w:name="Medium Shading 1 Accent 1"/>
     <w:lsdException w:unhideWhenUsed="0" w:uiPriority="64" w:semiHidden="0" w:name="Medium Shading 2 Accent 1"/>
     <w:lsdException w:unhideWhenUsed="0" w:uiPriority="65" w:semiHidden="0" w:name="Medium List 1 Accent 1"/>
     <w:lsdException w:qFormat="1" w:unhideWhenUsed="0" w:uiPriority="34" w:semiHidden="0" w:name="List Paragraph"/>
     <w:lsdException w:qFormat="1" w:unhideWhenUsed="0" w:uiPriority="29" w:semiHidden="0" w:name="Quote"/>
     <w:lsdException w:qFormat="1" w:unhideWhenUsed="0" w:uiPriority="30" w:semiHidden="0" w:name="Intense Quote"/>
-    <w:lsdException w:unhideWhenUsed="0" w:uiPriority="66" w:semiHidden="0" w:name="Medium List 2 Accent 1"/>
+    <w:lsdException w:qFormat="1" w:unhideWhenUsed="0" w:uiPriority="66" w:semiHidden="0" w:name="Medium List 2 Accent 1"/>
     <w:lsdException w:unhideWhenUsed="0" w:uiPriority="67" w:semiHidden="0" w:name="Medium Grid 1 Accent 1"/>
     <w:lsdException w:unhideWhenUsed="0" w:uiPriority="68" w:semiHidden="0" w:name="Medium Grid 2 Accent 1"/>
     <w:lsdException w:unhideWhenUsed="0" w:uiPriority="69" w:semiHidden="0" w:name="Medium Grid 3 Accent 1"/>
@@ -7674,12 +7644,12 @@
     <w:lsdException w:unhideWhenUsed="0" w:uiPriority="71" w:semiHidden="0" w:name="Colorful Shading Accent 1"/>
     <w:lsdException w:unhideWhenUsed="0" w:uiPriority="72" w:semiHidden="0" w:name="Colorful List Accent 1"/>
     <w:lsdException w:unhideWhenUsed="0" w:uiPriority="73" w:semiHidden="0" w:name="Colorful Grid Accent 1"/>
-    <w:lsdException w:unhideWhenUsed="0" w:uiPriority="60" w:semiHidden="0" w:name="Light Shading Accent 2"/>
-    <w:lsdException w:unhideWhenUsed="0" w:uiPriority="61" w:semiHidden="0" w:name="Light List Accent 2"/>
-    <w:lsdException w:unhideWhenUsed="0" w:uiPriority="62" w:semiHidden="0" w:name="Light Grid Accent 2"/>
+    <w:lsdException w:qFormat="1" w:unhideWhenUsed="0" w:uiPriority="60" w:semiHidden="0" w:name="Light Shading Accent 2"/>
+    <w:lsdException w:qFormat="1" w:unhideWhenUsed="0" w:uiPriority="61" w:semiHidden="0" w:name="Light List Accent 2"/>
+    <w:lsdException w:qFormat="1" w:unhideWhenUsed="0" w:uiPriority="62" w:semiHidden="0" w:name="Light Grid Accent 2"/>
     <w:lsdException w:unhideWhenUsed="0" w:uiPriority="63" w:semiHidden="0" w:name="Medium Shading 1 Accent 2"/>
-    <w:lsdException w:unhideWhenUsed="0" w:uiPriority="64" w:semiHidden="0" w:name="Medium Shading 2 Accent 2"/>
-    <w:lsdException w:unhideWhenUsed="0" w:uiPriority="65" w:semiHidden="0" w:name="Medium List 1 Accent 2"/>
+    <w:lsdException w:qFormat="1" w:unhideWhenUsed="0" w:uiPriority="64" w:semiHidden="0" w:name="Medium Shading 2 Accent 2"/>
+    <w:lsdException w:qFormat="1" w:unhideWhenUsed="0" w:uiPriority="65" w:semiHidden="0" w:name="Medium List 1 Accent 2"/>
     <w:lsdException w:unhideWhenUsed="0" w:uiPriority="66" w:semiHidden="0" w:name="Medium List 2 Accent 2"/>
     <w:lsdException w:unhideWhenUsed="0" w:uiPriority="67" w:semiHidden="0" w:name="Medium Grid 1 Accent 2"/>
     <w:lsdException w:unhideWhenUsed="0" w:uiPriority="68" w:semiHidden="0" w:name="Medium Grid 2 Accent 2"/>
@@ -7688,62 +7658,62 @@
     <w:lsdException w:unhideWhenUsed="0" w:uiPriority="71" w:semiHidden="0" w:name="Colorful Shading Accent 2"/>
     <w:lsdException w:unhideWhenUsed="0" w:uiPriority="72" w:semiHidden="0" w:name="Colorful List Accent 2"/>
     <w:lsdException w:unhideWhenUsed="0" w:uiPriority="73" w:semiHidden="0" w:name="Colorful Grid Accent 2"/>
-    <w:lsdException w:unhideWhenUsed="0" w:uiPriority="60" w:semiHidden="0" w:name="Light Shading Accent 3"/>
-    <w:lsdException w:unhideWhenUsed="0" w:uiPriority="61" w:semiHidden="0" w:name="Light List Accent 3"/>
-    <w:lsdException w:unhideWhenUsed="0" w:uiPriority="62" w:semiHidden="0" w:name="Light Grid Accent 3"/>
-    <w:lsdException w:unhideWhenUsed="0" w:uiPriority="63" w:semiHidden="0" w:name="Medium Shading 1 Accent 3"/>
+    <w:lsdException w:qFormat="1" w:unhideWhenUsed="0" w:uiPriority="60" w:semiHidden="0" w:name="Light Shading Accent 3"/>
+    <w:lsdException w:qFormat="1" w:unhideWhenUsed="0" w:uiPriority="61" w:semiHidden="0" w:name="Light List Accent 3"/>
+    <w:lsdException w:qFormat="1" w:unhideWhenUsed="0" w:uiPriority="62" w:semiHidden="0" w:name="Light Grid Accent 3"/>
+    <w:lsdException w:qFormat="1" w:unhideWhenUsed="0" w:uiPriority="63" w:semiHidden="0" w:name="Medium Shading 1 Accent 3"/>
     <w:lsdException w:unhideWhenUsed="0" w:uiPriority="64" w:semiHidden="0" w:name="Medium Shading 2 Accent 3"/>
-    <w:lsdException w:unhideWhenUsed="0" w:uiPriority="65" w:semiHidden="0" w:name="Medium List 1 Accent 3"/>
+    <w:lsdException w:qFormat="1" w:unhideWhenUsed="0" w:uiPriority="65" w:semiHidden="0" w:name="Medium List 1 Accent 3"/>
     <w:lsdException w:unhideWhenUsed="0" w:uiPriority="66" w:semiHidden="0" w:name="Medium List 2 Accent 3"/>
     <w:lsdException w:unhideWhenUsed="0" w:uiPriority="67" w:semiHidden="0" w:name="Medium Grid 1 Accent 3"/>
     <w:lsdException w:unhideWhenUsed="0" w:uiPriority="68" w:semiHidden="0" w:name="Medium Grid 2 Accent 3"/>
     <w:lsdException w:unhideWhenUsed="0" w:uiPriority="69" w:semiHidden="0" w:name="Medium Grid 3 Accent 3"/>
     <w:lsdException w:unhideWhenUsed="0" w:uiPriority="70" w:semiHidden="0" w:name="Dark List Accent 3"/>
-    <w:lsdException w:unhideWhenUsed="0" w:uiPriority="71" w:semiHidden="0" w:name="Colorful Shading Accent 3"/>
+    <w:lsdException w:qFormat="1" w:unhideWhenUsed="0" w:uiPriority="71" w:semiHidden="0" w:name="Colorful Shading Accent 3"/>
     <w:lsdException w:unhideWhenUsed="0" w:uiPriority="72" w:semiHidden="0" w:name="Colorful List Accent 3"/>
     <w:lsdException w:unhideWhenUsed="0" w:uiPriority="73" w:semiHidden="0" w:name="Colorful Grid Accent 3"/>
-    <w:lsdException w:unhideWhenUsed="0" w:uiPriority="60" w:semiHidden="0" w:name="Light Shading Accent 4"/>
+    <w:lsdException w:qFormat="1" w:unhideWhenUsed="0" w:uiPriority="60" w:semiHidden="0" w:name="Light Shading Accent 4"/>
     <w:lsdException w:unhideWhenUsed="0" w:uiPriority="61" w:semiHidden="0" w:name="Light List Accent 4"/>
-    <w:lsdException w:unhideWhenUsed="0" w:uiPriority="62" w:semiHidden="0" w:name="Light Grid Accent 4"/>
-    <w:lsdException w:unhideWhenUsed="0" w:uiPriority="63" w:semiHidden="0" w:name="Medium Shading 1 Accent 4"/>
+    <w:lsdException w:qFormat="1" w:unhideWhenUsed="0" w:uiPriority="62" w:semiHidden="0" w:name="Light Grid Accent 4"/>
+    <w:lsdException w:qFormat="1" w:unhideWhenUsed="0" w:uiPriority="63" w:semiHidden="0" w:name="Medium Shading 1 Accent 4"/>
     <w:lsdException w:unhideWhenUsed="0" w:uiPriority="64" w:semiHidden="0" w:name="Medium Shading 2 Accent 4"/>
-    <w:lsdException w:unhideWhenUsed="0" w:uiPriority="65" w:semiHidden="0" w:name="Medium List 1 Accent 4"/>
+    <w:lsdException w:qFormat="1" w:unhideWhenUsed="0" w:uiPriority="65" w:semiHidden="0" w:name="Medium List 1 Accent 4"/>
     <w:lsdException w:unhideWhenUsed="0" w:uiPriority="66" w:semiHidden="0" w:name="Medium List 2 Accent 4"/>
     <w:lsdException w:unhideWhenUsed="0" w:uiPriority="67" w:semiHidden="0" w:name="Medium Grid 1 Accent 4"/>
-    <w:lsdException w:unhideWhenUsed="0" w:uiPriority="68" w:semiHidden="0" w:name="Medium Grid 2 Accent 4"/>
+    <w:lsdException w:qFormat="1" w:unhideWhenUsed="0" w:uiPriority="68" w:semiHidden="0" w:name="Medium Grid 2 Accent 4"/>
     <w:lsdException w:unhideWhenUsed="0" w:uiPriority="69" w:semiHidden="0" w:name="Medium Grid 3 Accent 4"/>
-    <w:lsdException w:unhideWhenUsed="0" w:uiPriority="70" w:semiHidden="0" w:name="Dark List Accent 4"/>
-    <w:lsdException w:unhideWhenUsed="0" w:uiPriority="71" w:semiHidden="0" w:name="Colorful Shading Accent 4"/>
+    <w:lsdException w:qFormat="1" w:unhideWhenUsed="0" w:uiPriority="70" w:semiHidden="0" w:name="Dark List Accent 4"/>
+    <w:lsdException w:qFormat="1" w:unhideWhenUsed="0" w:uiPriority="71" w:semiHidden="0" w:name="Colorful Shading Accent 4"/>
     <w:lsdException w:unhideWhenUsed="0" w:uiPriority="72" w:semiHidden="0" w:name="Colorful List Accent 4"/>
-    <w:lsdException w:unhideWhenUsed="0" w:uiPriority="73" w:semiHidden="0" w:name="Colorful Grid Accent 4"/>
-    <w:lsdException w:unhideWhenUsed="0" w:uiPriority="60" w:semiHidden="0" w:name="Light Shading Accent 5"/>
+    <w:lsdException w:qFormat="1" w:unhideWhenUsed="0" w:uiPriority="73" w:semiHidden="0" w:name="Colorful Grid Accent 4"/>
+    <w:lsdException w:qFormat="1" w:unhideWhenUsed="0" w:uiPriority="60" w:semiHidden="0" w:name="Light Shading Accent 5"/>
     <w:lsdException w:qFormat="1" w:unhideWhenUsed="0" w:uiPriority="61" w:semiHidden="0" w:name="Light List Accent 5"/>
     <w:lsdException w:qFormat="1" w:unhideWhenUsed="0" w:uiPriority="62" w:semiHidden="0" w:name="Light Grid Accent 5"/>
-    <w:lsdException w:unhideWhenUsed="0" w:uiPriority="63" w:semiHidden="0" w:name="Medium Shading 1 Accent 5"/>
-    <w:lsdException w:unhideWhenUsed="0" w:uiPriority="64" w:semiHidden="0" w:name="Medium Shading 2 Accent 5"/>
-    <w:lsdException w:unhideWhenUsed="0" w:uiPriority="65" w:semiHidden="0" w:name="Medium List 1 Accent 5"/>
+    <w:lsdException w:qFormat="1" w:unhideWhenUsed="0" w:uiPriority="63" w:semiHidden="0" w:name="Medium Shading 1 Accent 5"/>
+    <w:lsdException w:qFormat="1" w:unhideWhenUsed="0" w:uiPriority="64" w:semiHidden="0" w:name="Medium Shading 2 Accent 5"/>
+    <w:lsdException w:qFormat="1" w:unhideWhenUsed="0" w:uiPriority="65" w:semiHidden="0" w:name="Medium List 1 Accent 5"/>
     <w:lsdException w:unhideWhenUsed="0" w:uiPriority="66" w:semiHidden="0" w:name="Medium List 2 Accent 5"/>
     <w:lsdException w:unhideWhenUsed="0" w:uiPriority="67" w:semiHidden="0" w:name="Medium Grid 1 Accent 5"/>
     <w:lsdException w:unhideWhenUsed="0" w:uiPriority="68" w:semiHidden="0" w:name="Medium Grid 2 Accent 5"/>
     <w:lsdException w:unhideWhenUsed="0" w:uiPriority="69" w:semiHidden="0" w:name="Medium Grid 3 Accent 5"/>
     <w:lsdException w:unhideWhenUsed="0" w:uiPriority="70" w:semiHidden="0" w:name="Dark List Accent 5"/>
-    <w:lsdException w:unhideWhenUsed="0" w:uiPriority="71" w:semiHidden="0" w:name="Colorful Shading Accent 5"/>
-    <w:lsdException w:unhideWhenUsed="0" w:uiPriority="72" w:semiHidden="0" w:name="Colorful List Accent 5"/>
+    <w:lsdException w:qFormat="1" w:unhideWhenUsed="0" w:uiPriority="71" w:semiHidden="0" w:name="Colorful Shading Accent 5"/>
+    <w:lsdException w:qFormat="1" w:unhideWhenUsed="0" w:uiPriority="72" w:semiHidden="0" w:name="Colorful List Accent 5"/>
     <w:lsdException w:unhideWhenUsed="0" w:uiPriority="73" w:semiHidden="0" w:name="Colorful Grid Accent 5"/>
-    <w:lsdException w:unhideWhenUsed="0" w:uiPriority="60" w:semiHidden="0" w:name="Light Shading Accent 6"/>
+    <w:lsdException w:qFormat="1" w:unhideWhenUsed="0" w:uiPriority="60" w:semiHidden="0" w:name="Light Shading Accent 6"/>
     <w:lsdException w:unhideWhenUsed="0" w:uiPriority="61" w:semiHidden="0" w:name="Light List Accent 6"/>
-    <w:lsdException w:unhideWhenUsed="0" w:uiPriority="62" w:semiHidden="0" w:name="Light Grid Accent 6"/>
-    <w:lsdException w:unhideWhenUsed="0" w:uiPriority="63" w:semiHidden="0" w:name="Medium Shading 1 Accent 6"/>
-    <w:lsdException w:unhideWhenUsed="0" w:uiPriority="64" w:semiHidden="0" w:name="Medium Shading 2 Accent 6"/>
-    <w:lsdException w:unhideWhenUsed="0" w:uiPriority="65" w:semiHidden="0" w:name="Medium List 1 Accent 6"/>
+    <w:lsdException w:qFormat="1" w:unhideWhenUsed="0" w:uiPriority="62" w:semiHidden="0" w:name="Light Grid Accent 6"/>
+    <w:lsdException w:qFormat="1" w:unhideWhenUsed="0" w:uiPriority="63" w:semiHidden="0" w:name="Medium Shading 1 Accent 6"/>
+    <w:lsdException w:qFormat="1" w:unhideWhenUsed="0" w:uiPriority="64" w:semiHidden="0" w:name="Medium Shading 2 Accent 6"/>
+    <w:lsdException w:qFormat="1" w:unhideWhenUsed="0" w:uiPriority="65" w:semiHidden="0" w:name="Medium List 1 Accent 6"/>
     <w:lsdException w:unhideWhenUsed="0" w:uiPriority="66" w:semiHidden="0" w:name="Medium List 2 Accent 6"/>
     <w:lsdException w:unhideWhenUsed="0" w:uiPriority="67" w:semiHidden="0" w:name="Medium Grid 1 Accent 6"/>
     <w:lsdException w:unhideWhenUsed="0" w:uiPriority="68" w:semiHidden="0" w:name="Medium Grid 2 Accent 6"/>
     <w:lsdException w:unhideWhenUsed="0" w:uiPriority="69" w:semiHidden="0" w:name="Medium Grid 3 Accent 6"/>
     <w:lsdException w:unhideWhenUsed="0" w:uiPriority="70" w:semiHidden="0" w:name="Dark List Accent 6"/>
-    <w:lsdException w:unhideWhenUsed="0" w:uiPriority="71" w:semiHidden="0" w:name="Colorful Shading Accent 6"/>
+    <w:lsdException w:qFormat="1" w:unhideWhenUsed="0" w:uiPriority="71" w:semiHidden="0" w:name="Colorful Shading Accent 6"/>
     <w:lsdException w:unhideWhenUsed="0" w:uiPriority="72" w:semiHidden="0" w:name="Colorful List Accent 6"/>
-    <w:lsdException w:unhideWhenUsed="0" w:uiPriority="73" w:semiHidden="0" w:name="Colorful Grid Accent 6"/>
+    <w:lsdException w:qFormat="1" w:unhideWhenUsed="0" w:uiPriority="73" w:semiHidden="0" w:name="Colorful Grid Accent 6"/>
   </w:latentStyles>
   <w:style w:type="paragraph" w:default="1" w:styleId="1">
     <w:name w:val="Normal"/>
@@ -8355,6 +8325,7 @@
   <w:style w:type="table" w:styleId="36">
     <w:name w:val="Table Grid"/>
     <w:basedOn w:val="12"/>
+    <w:qFormat/>
     <w:uiPriority w:val="59"/>
     <w:pPr>
       <w:spacing w:after="0" w:line="240" w:lineRule="auto"/>
@@ -8387,6 +8358,7 @@
     <w:name w:val="Footer Char"/>
     <w:basedOn w:val="11"/>
     <w:link w:val="26"/>
+    <w:qFormat/>
     <w:uiPriority w:val="99"/>
   </w:style>
   <w:style w:type="paragraph" w:styleId="39">
@@ -8435,6 +8407,7 @@
     <w:name w:val="Heading 3 Char"/>
     <w:basedOn w:val="11"/>
     <w:link w:val="4"/>
+    <w:qFormat/>
     <w:uiPriority w:val="9"/>
     <w:rPr>
       <w:rFonts w:asciiTheme="majorHAnsi" w:hAnsiTheme="majorHAnsi" w:eastAsiaTheme="majorEastAsia" w:cstheme="majorBidi"/>
@@ -8466,6 +8439,7 @@
     <w:name w:val="Subtitle Char"/>
     <w:basedOn w:val="11"/>
     <w:link w:val="31"/>
+    <w:qFormat/>
     <w:uiPriority w:val="11"/>
     <w:rPr>
       <w:rFonts w:asciiTheme="majorHAnsi" w:hAnsiTheme="majorHAnsi" w:eastAsiaTheme="majorEastAsia" w:cstheme="majorBidi"/>
@@ -8496,18 +8470,21 @@
     <w:name w:val="Body Text Char"/>
     <w:basedOn w:val="11"/>
     <w:link w:val="20"/>
+    <w:qFormat/>
     <w:uiPriority w:val="99"/>
   </w:style>
   <w:style w:type="character" w:customStyle="1" w:styleId="47">
     <w:name w:val="Body Text 2 Char"/>
     <w:basedOn w:val="11"/>
     <w:link w:val="16"/>
+    <w:qFormat/>
     <w:uiPriority w:val="99"/>
   </w:style>
   <w:style w:type="character" w:customStyle="1" w:styleId="48">
     <w:name w:val="Body Text 3 Char"/>
     <w:basedOn w:val="11"/>
     <w:link w:val="30"/>
+    <w:qFormat/>
     <w:uiPriority w:val="99"/>
     <w:rPr>
       <w:sz w:val="16"/>
@@ -8518,6 +8495,7 @@
     <w:name w:val="Macro Text Char"/>
     <w:basedOn w:val="11"/>
     <w:link w:val="21"/>
+    <w:qFormat/>
     <w:uiPriority w:val="99"/>
     <w:rPr>
       <w:rFonts w:ascii="Courier" w:hAnsi="Courier"/>
@@ -8547,6 +8525,7 @@
     <w:name w:val="Quote Char"/>
     <w:basedOn w:val="11"/>
     <w:link w:val="50"/>
+    <w:qFormat/>
     <w:uiPriority w:val="29"/>
     <w:rPr>
       <w:i/>
@@ -8564,6 +8543,7 @@
     <w:basedOn w:val="11"/>
     <w:link w:val="5"/>
     <w:semiHidden/>
+    <w:qFormat/>
     <w:uiPriority w:val="9"/>
     <w:rPr>
       <w:rFonts w:asciiTheme="majorHAnsi" w:hAnsiTheme="majorHAnsi" w:eastAsiaTheme="majorEastAsia" w:cstheme="majorBidi"/>
@@ -8584,6 +8564,7 @@
     <w:basedOn w:val="11"/>
     <w:link w:val="6"/>
     <w:semiHidden/>
+    <w:qFormat/>
     <w:uiPriority w:val="9"/>
     <w:rPr>
       <w:rFonts w:asciiTheme="majorHAnsi" w:hAnsiTheme="majorHAnsi" w:eastAsiaTheme="majorEastAsia" w:cstheme="majorBidi"/>
@@ -8595,6 +8576,7 @@
     <w:basedOn w:val="11"/>
     <w:link w:val="7"/>
     <w:semiHidden/>
+    <w:qFormat/>
     <w:uiPriority w:val="9"/>
     <w:rPr>
       <w:rFonts w:asciiTheme="majorHAnsi" w:hAnsiTheme="majorHAnsi" w:eastAsiaTheme="majorEastAsia" w:cstheme="majorBidi"/>
@@ -8608,6 +8590,7 @@
     <w:basedOn w:val="11"/>
     <w:link w:val="8"/>
     <w:semiHidden/>
+    <w:qFormat/>
     <w:uiPriority w:val="9"/>
     <w:rPr>
       <w:rFonts w:asciiTheme="majorHAnsi" w:hAnsiTheme="majorHAnsi" w:eastAsiaTheme="majorEastAsia" w:cstheme="majorBidi"/>
@@ -8629,6 +8612,7 @@
     <w:basedOn w:val="11"/>
     <w:link w:val="9"/>
     <w:semiHidden/>
+    <w:qFormat/>
     <w:uiPriority w:val="9"/>
     <w:rPr>
       <w:rFonts w:asciiTheme="majorHAnsi" w:hAnsiTheme="majorHAnsi" w:eastAsiaTheme="majorEastAsia" w:cstheme="majorBidi"/>
@@ -8647,6 +8631,7 @@
     <w:basedOn w:val="11"/>
     <w:link w:val="10"/>
     <w:semiHidden/>
+    <w:qFormat/>
     <w:uiPriority w:val="9"/>
     <w:rPr>
       <w:rFonts w:asciiTheme="majorHAnsi" w:hAnsiTheme="majorHAnsi" w:eastAsiaTheme="majorEastAsia" w:cstheme="majorBidi"/>
@@ -8696,6 +8681,7 @@
     <w:name w:val="Intense Quote Char"/>
     <w:basedOn w:val="11"/>
     <w:link w:val="58"/>
+    <w:qFormat/>
     <w:uiPriority w:val="30"/>
     <w:rPr>
       <w:b/>
@@ -8809,6 +8795,7 @@
   <w:style w:type="table" w:styleId="66">
     <w:name w:val="Light Shading"/>
     <w:basedOn w:val="12"/>
+    <w:qFormat/>
     <w:uiPriority w:val="60"/>
     <w:pPr>
       <w:spacing w:after="0" w:line="240" w:lineRule="auto"/>
@@ -8904,6 +8891,7 @@
   <w:style w:type="table" w:styleId="67">
     <w:name w:val="Light Shading Accent 1"/>
     <w:basedOn w:val="12"/>
+    <w:qFormat/>
     <w:uiPriority w:val="60"/>
     <w:pPr>
       <w:spacing w:after="0" w:line="240" w:lineRule="auto"/>
@@ -8999,6 +8987,7 @@
   <w:style w:type="table" w:styleId="68">
     <w:name w:val="Light Shading Accent 2"/>
     <w:basedOn w:val="12"/>
+    <w:qFormat/>
     <w:uiPriority w:val="60"/>
     <w:pPr>
       <w:spacing w:after="0" w:line="240" w:lineRule="auto"/>
@@ -9094,6 +9083,7 @@
   <w:style w:type="table" w:styleId="69">
     <w:name w:val="Light Shading Accent 3"/>
     <w:basedOn w:val="12"/>
+    <w:qFormat/>
     <w:uiPriority w:val="60"/>
     <w:pPr>
       <w:spacing w:after="0" w:line="240" w:lineRule="auto"/>
@@ -9189,6 +9179,7 @@
   <w:style w:type="table" w:styleId="70">
     <w:name w:val="Light Shading Accent 4"/>
     <w:basedOn w:val="12"/>
+    <w:qFormat/>
     <w:uiPriority w:val="60"/>
     <w:pPr>
       <w:spacing w:after="0" w:line="240" w:lineRule="auto"/>
@@ -9284,6 +9275,7 @@
   <w:style w:type="table" w:styleId="71">
     <w:name w:val="Light Shading Accent 5"/>
     <w:basedOn w:val="12"/>
+    <w:qFormat/>
     <w:uiPriority w:val="60"/>
     <w:pPr>
       <w:spacing w:after="0" w:line="240" w:lineRule="auto"/>
@@ -9379,6 +9371,7 @@
   <w:style w:type="table" w:styleId="72">
     <w:name w:val="Light Shading Accent 6"/>
     <w:basedOn w:val="12"/>
+    <w:qFormat/>
     <w:uiPriority w:val="60"/>
     <w:pPr>
       <w:spacing w:after="0" w:line="240" w:lineRule="auto"/>
@@ -9474,6 +9467,7 @@
   <w:style w:type="table" w:styleId="73">
     <w:name w:val="Light List"/>
     <w:basedOn w:val="12"/>
+    <w:qFormat/>
     <w:uiPriority w:val="61"/>
     <w:pPr>
       <w:spacing w:after="0" w:line="240" w:lineRule="auto"/>
@@ -9563,6 +9557,7 @@
   <w:style w:type="table" w:styleId="74">
     <w:name w:val="Light List Accent 1"/>
     <w:basedOn w:val="12"/>
+    <w:qFormat/>
     <w:uiPriority w:val="61"/>
     <w:pPr>
       <w:spacing w:after="0" w:line="240" w:lineRule="auto"/>
@@ -9652,6 +9647,7 @@
   <w:style w:type="table" w:styleId="75">
     <w:name w:val="Light List Accent 2"/>
     <w:basedOn w:val="12"/>
+    <w:qFormat/>
     <w:uiPriority w:val="61"/>
     <w:pPr>
       <w:spacing w:after="0" w:line="240" w:lineRule="auto"/>
@@ -9741,6 +9737,7 @@
   <w:style w:type="table" w:styleId="76">
     <w:name w:val="Light List Accent 3"/>
     <w:basedOn w:val="12"/>
+    <w:qFormat/>
     <w:uiPriority w:val="61"/>
     <w:pPr>
       <w:spacing w:after="0" w:line="240" w:lineRule="auto"/>
@@ -10098,6 +10095,7 @@
   <w:style w:type="table" w:styleId="80">
     <w:name w:val="Light Grid"/>
     <w:basedOn w:val="12"/>
+    <w:qFormat/>
     <w:uiPriority w:val="62"/>
     <w:pPr>
       <w:spacing w:after="0" w:line="240" w:lineRule="auto"/>
@@ -10339,6 +10337,7 @@
   <w:style w:type="table" w:styleId="82">
     <w:name w:val="Light Grid Accent 2"/>
     <w:basedOn w:val="12"/>
+    <w:qFormat/>
     <w:uiPriority w:val="62"/>
     <w:pPr>
       <w:spacing w:after="0" w:line="240" w:lineRule="auto"/>
@@ -10459,6 +10458,7 @@
   <w:style w:type="table" w:styleId="83">
     <w:name w:val="Light Grid Accent 3"/>
     <w:basedOn w:val="12"/>
+    <w:qFormat/>
     <w:uiPriority w:val="62"/>
     <w:pPr>
       <w:spacing w:after="0" w:line="240" w:lineRule="auto"/>
@@ -10579,6 +10579,7 @@
   <w:style w:type="table" w:styleId="84">
     <w:name w:val="Light Grid Accent 4"/>
     <w:basedOn w:val="12"/>
+    <w:qFormat/>
     <w:uiPriority w:val="62"/>
     <w:pPr>
       <w:spacing w:after="0" w:line="240" w:lineRule="auto"/>
@@ -10820,6 +10821,7 @@
   <w:style w:type="table" w:styleId="86">
     <w:name w:val="Light Grid Accent 6"/>
     <w:basedOn w:val="12"/>
+    <w:qFormat/>
     <w:uiPriority w:val="62"/>
     <w:pPr>
       <w:spacing w:after="0" w:line="240" w:lineRule="auto"/>
@@ -11042,6 +11044,7 @@
   <w:style w:type="table" w:styleId="88">
     <w:name w:val="Medium Shading 1 Accent 1"/>
     <w:basedOn w:val="12"/>
+    <w:qFormat/>
     <w:uiPriority w:val="63"/>
     <w:pPr>
       <w:spacing w:after="0" w:line="240" w:lineRule="auto"/>
@@ -11246,6 +11249,7 @@
   <w:style w:type="table" w:styleId="90">
     <w:name w:val="Medium Shading 1 Accent 3"/>
     <w:basedOn w:val="12"/>
+    <w:qFormat/>
     <w:uiPriority w:val="63"/>
     <w:pPr>
       <w:spacing w:after="0" w:line="240" w:lineRule="auto"/>
@@ -11348,6 +11352,7 @@
   <w:style w:type="table" w:styleId="91">
     <w:name w:val="Medium Shading 1 Accent 4"/>
     <w:basedOn w:val="12"/>
+    <w:qFormat/>
     <w:uiPriority w:val="63"/>
     <w:pPr>
       <w:spacing w:after="0" w:line="240" w:lineRule="auto"/>
@@ -11450,6 +11455,7 @@
   <w:style w:type="table" w:styleId="92">
     <w:name w:val="Medium Shading 1 Accent 5"/>
     <w:basedOn w:val="12"/>
+    <w:qFormat/>
     <w:uiPriority w:val="63"/>
     <w:pPr>
       <w:spacing w:after="0" w:line="240" w:lineRule="auto"/>
@@ -11552,6 +11558,7 @@
   <w:style w:type="table" w:styleId="93">
     <w:name w:val="Medium Shading 1 Accent 6"/>
     <w:basedOn w:val="12"/>
+    <w:qFormat/>
     <w:uiPriority w:val="63"/>
     <w:pPr>
       <w:spacing w:after="0" w:line="240" w:lineRule="auto"/>
@@ -11654,6 +11661,7 @@
   <w:style w:type="table" w:styleId="94">
     <w:name w:val="Medium Shading 2"/>
     <w:basedOn w:val="12"/>
+    <w:qFormat/>
     <w:uiPriority w:val="64"/>
     <w:pPr>
       <w:spacing w:after="0" w:line="240" w:lineRule="auto"/>
@@ -11968,6 +11976,7 @@
   <w:style w:type="table" w:styleId="96">
     <w:name w:val="Medium Shading 2 Accent 2"/>
     <w:basedOn w:val="12"/>
+    <w:qFormat/>
     <w:uiPriority w:val="64"/>
     <w:pPr>
       <w:spacing w:after="0" w:line="240" w:lineRule="auto"/>
@@ -12439,6 +12448,7 @@
   <w:style w:type="table" w:styleId="99">
     <w:name w:val="Medium Shading 2 Accent 5"/>
     <w:basedOn w:val="12"/>
+    <w:qFormat/>
     <w:uiPriority w:val="64"/>
     <w:pPr>
       <w:spacing w:after="0" w:line="240" w:lineRule="auto"/>
@@ -12596,6 +12606,7 @@
   <w:style w:type="table" w:styleId="100">
     <w:name w:val="Medium Shading 2 Accent 6"/>
     <w:basedOn w:val="12"/>
+    <w:qFormat/>
     <w:uiPriority w:val="64"/>
     <w:pPr>
       <w:spacing w:after="0" w:line="240" w:lineRule="auto"/>
@@ -12753,6 +12764,7 @@
   <w:style w:type="table" w:styleId="101">
     <w:name w:val="Medium List 1"/>
     <w:basedOn w:val="12"/>
+    <w:qFormat/>
     <w:uiPriority w:val="65"/>
     <w:pPr>
       <w:spacing w:after="0" w:line="240" w:lineRule="auto"/>
@@ -12923,6 +12935,7 @@
   <w:style w:type="table" w:styleId="103">
     <w:name w:val="Medium List 1 Accent 2"/>
     <w:basedOn w:val="12"/>
+    <w:qFormat/>
     <w:uiPriority w:val="65"/>
     <w:pPr>
       <w:spacing w:after="0" w:line="240" w:lineRule="auto"/>
@@ -13008,6 +13021,7 @@
   <w:style w:type="table" w:styleId="104">
     <w:name w:val="Medium List 1 Accent 3"/>
     <w:basedOn w:val="12"/>
+    <w:qFormat/>
     <w:uiPriority w:val="65"/>
     <w:pPr>
       <w:spacing w:after="0" w:line="240" w:lineRule="auto"/>
@@ -13093,6 +13107,7 @@
   <w:style w:type="table" w:styleId="105">
     <w:name w:val="Medium List 1 Accent 4"/>
     <w:basedOn w:val="12"/>
+    <w:qFormat/>
     <w:uiPriority w:val="65"/>
     <w:pPr>
       <w:spacing w:after="0" w:line="240" w:lineRule="auto"/>
@@ -13178,6 +13193,7 @@
   <w:style w:type="table" w:styleId="106">
     <w:name w:val="Medium List 1 Accent 5"/>
     <w:basedOn w:val="12"/>
+    <w:qFormat/>
     <w:uiPriority w:val="65"/>
     <w:pPr>
       <w:spacing w:after="0" w:line="240" w:lineRule="auto"/>
@@ -13263,6 +13279,7 @@
   <w:style w:type="table" w:styleId="107">
     <w:name w:val="Medium List 1 Accent 6"/>
     <w:basedOn w:val="12"/>
+    <w:qFormat/>
     <w:uiPriority w:val="65"/>
     <w:pPr>
       <w:spacing w:after="0" w:line="240" w:lineRule="auto"/>
@@ -13348,6 +13365,7 @@
   <w:style w:type="table" w:styleId="108">
     <w:name w:val="Medium List 2"/>
     <w:basedOn w:val="12"/>
+    <w:qFormat/>
     <w:uiPriority w:val="66"/>
     <w:pPr>
       <w:spacing w:after="0" w:line="240" w:lineRule="auto"/>
@@ -13469,6 +13487,7 @@
   <w:style w:type="table" w:styleId="109">
     <w:name w:val="Medium List 2 Accent 1"/>
     <w:basedOn w:val="12"/>
+    <w:qFormat/>
     <w:uiPriority w:val="66"/>
     <w:pPr>
       <w:spacing w:after="0" w:line="240" w:lineRule="auto"/>
@@ -15213,6 +15232,7 @@
   <w:style w:type="table" w:styleId="126">
     <w:name w:val="Medium Grid 2 Accent 4"/>
     <w:basedOn w:val="12"/>
+    <w:qFormat/>
     <w:uiPriority w:val="68"/>
     <w:pPr>
       <w:spacing w:after="0" w:line="240" w:lineRule="auto"/>
@@ -17123,6 +17143,7 @@
   <w:style w:type="table" w:styleId="140">
     <w:name w:val="Dark List Accent 4"/>
     <w:basedOn w:val="12"/>
+    <w:qFormat/>
     <w:uiPriority w:val="70"/>
     <w:pPr>
       <w:spacing w:after="0" w:line="240" w:lineRule="auto"/>
@@ -17876,6 +17897,7 @@
   <w:style w:type="table" w:styleId="146">
     <w:name w:val="Colorful Shading Accent 3"/>
     <w:basedOn w:val="12"/>
+    <w:qFormat/>
     <w:uiPriority w:val="71"/>
     <w:pPr>
       <w:spacing w:after="0" w:line="240" w:lineRule="auto"/>
@@ -17998,6 +18020,7 @@
   <w:style w:type="table" w:styleId="147">
     <w:name w:val="Colorful Shading Accent 4"/>
     <w:basedOn w:val="12"/>
+    <w:qFormat/>
     <w:uiPriority w:val="71"/>
     <w:pPr>
       <w:spacing w:after="0" w:line="240" w:lineRule="auto"/>
@@ -18140,6 +18163,7 @@
   <w:style w:type="table" w:styleId="148">
     <w:name w:val="Colorful Shading Accent 5"/>
     <w:basedOn w:val="12"/>
+    <w:qFormat/>
     <w:uiPriority w:val="71"/>
     <w:pPr>
       <w:spacing w:after="0" w:line="240" w:lineRule="auto"/>
@@ -18282,6 +18306,7 @@
   <w:style w:type="table" w:styleId="149">
     <w:name w:val="Colorful Shading Accent 6"/>
     <w:basedOn w:val="12"/>
+    <w:qFormat/>
     <w:uiPriority w:val="71"/>
     <w:pPr>
       <w:spacing w:after="0" w:line="240" w:lineRule="auto"/>
@@ -18864,6 +18889,7 @@
   <w:style w:type="table" w:styleId="155">
     <w:name w:val="Colorful List Accent 5"/>
     <w:basedOn w:val="12"/>
+    <w:qFormat/>
     <w:uiPriority w:val="72"/>
     <w:pPr>
       <w:spacing w:after="0" w:line="240" w:lineRule="auto"/>
@@ -19040,6 +19066,7 @@
   <w:style w:type="table" w:styleId="157">
     <w:name w:val="Colorful Grid"/>
     <w:basedOn w:val="12"/>
+    <w:qFormat/>
     <w:uiPriority w:val="73"/>
     <w:pPr>
       <w:spacing w:after="0" w:line="240" w:lineRule="auto"/>
@@ -19400,6 +19427,7 @@
   <w:style w:type="table" w:styleId="161">
     <w:name w:val="Colorful Grid Accent 4"/>
     <w:basedOn w:val="12"/>
+    <w:qFormat/>
     <w:uiPriority w:val="73"/>
     <w:pPr>
       <w:spacing w:after="0" w:line="240" w:lineRule="auto"/>
@@ -19580,6 +19608,7 @@
   <w:style w:type="table" w:styleId="163">
     <w:name w:val="Colorful Grid Accent 6"/>
     <w:basedOn w:val="12"/>
+    <w:qFormat/>
     <w:uiPriority w:val="73"/>
     <w:pPr>
       <w:spacing w:after="0" w:line="240" w:lineRule="auto"/>
@@ -19674,17 +19703,20 @@
       <w:ind w:leftChars="0"/>
     </w:pPr>
     <w:rPr>
+      <w:rFonts w:asciiTheme="minorHAnsi" w:hAnsiTheme="minorHAnsi" w:eastAsiaTheme="minorEastAsia" w:cstheme="minorBidi"/>
       <w:sz w:val="20"/>
       <w:szCs w:val="20"/>
     </w:rPr>
   </w:style>
   <w:style w:type="paragraph" w:customStyle="1" w:styleId="165">
     <w:name w:val="WPSOffice手动目录 2"/>
+    <w:qFormat/>
     <w:uiPriority w:val="0"/>
     <w:pPr>
       <w:ind w:leftChars="200"/>
     </w:pPr>
     <w:rPr>
+      <w:rFonts w:asciiTheme="minorHAnsi" w:hAnsiTheme="minorHAnsi" w:eastAsiaTheme="minorEastAsia" w:cstheme="minorBidi"/>
       <w:sz w:val="20"/>
       <w:szCs w:val="20"/>
     </w:rPr>
